--- a/public/data/DE_KTGK/10.docx
+++ b/public/data/DE_KTGK/10.docx
@@ -12,26 +12,39 @@
           <w:color w:val="1F4E79"/>
           <w:sz w:val="24"/>
         </w:rPr>
-        <w:t>📌 ĐỀ SỐ 10: KIỂM TRA NHẬP SỐ NGUYÊN DƯƠNG (WHILE)</w:t>
+        <w:t xml:space="preserve">📌 ĐỀ SỐ </w:t>
       </w:r>
-    </w:p>
-    <w:p>
-      <w:pPr>
-        <w:spacing w:after="80"/>
-      </w:pPr>
       <w:r>
         <w:rPr>
           <w:b/>
-          <w:sz w:val="20"/>
+          <w:color w:val="1F4E79"/>
+          <w:sz w:val="24"/>
         </w:rPr>
-        <w:t xml:space="preserve">Phạm vi kiến thức: </w:t>
+        <w:t>10</w:t>
       </w:r>
       <w:r>
         <w:rPr>
-          <w:i/>
-          <w:sz w:val="20"/>
+          <w:b/>
+          <w:color w:val="1F4E79"/>
+          <w:sz w:val="24"/>
         </w:rPr>
-        <w:t>Bài 18 (Vào ra) + Bài 21 (Vòng lặp while)</w:t>
+        <w:t xml:space="preserve">: </w:t>
+      </w:r>
+      <w:r>
+        <w:rPr>
+          <w:b/>
+          <w:color w:val="1F4E79"/>
+          <w:sz w:val="24"/>
+        </w:rPr>
+        <w:t>IN CÁC SỐ GIẢM DẦN</w:t>
+      </w:r>
+      <w:r>
+        <w:rPr>
+          <w:b/>
+          <w:color w:val="1F4E79"/>
+          <w:sz w:val="24"/>
+        </w:rPr>
+        <w:t xml:space="preserve"> 2 ĐƠN VỊ</w:t>
       </w:r>
     </w:p>
     <w:tbl>
@@ -67,7 +80,46 @@
               <w:t xml:space="preserve">Yêu cầu đề bài: </w:t>
             </w:r>
             <w:r>
-              <w:t>Viết chương trình nhập số nguyên n. Dùng vòng lặp while để yêu cầu nhập lại nếu n &lt;= 0. Khi nhập đúng n &gt; 0 thì in ra 'DA NHAP DUONG'.</w:t>
+              <w:t xml:space="preserve">Viết chương trình nhập vào </w:t>
+            </w:r>
+            <w:r>
+              <w:t xml:space="preserve">số </w:t>
+            </w:r>
+            <w:r>
+              <w:t>n</w:t>
+            </w:r>
+            <w:r>
+              <w:t xml:space="preserve"> nguyên dương</w:t>
+            </w:r>
+            <w:r>
+              <w:t xml:space="preserve"> (kiểu số </w:t>
+            </w:r>
+            <w:r>
+              <w:t>nguyên</w:t>
+            </w:r>
+            <w:r>
+              <w:t xml:space="preserve">: </w:t>
+            </w:r>
+            <w:r>
+              <w:t>int</w:t>
+            </w:r>
+            <w:r>
+              <w:t xml:space="preserve">). </w:t>
+            </w:r>
+            <w:r>
+              <w:t>Xuất ra màn hình các số giảm dần</w:t>
+            </w:r>
+            <w:r>
+              <w:t xml:space="preserve"> 2 đơn vị</w:t>
+            </w:r>
+            <w:r>
+              <w:t xml:space="preserve"> </w:t>
+            </w:r>
+            <w:r>
+              <w:t>cho đến khi &gt;= 1</w:t>
+            </w:r>
+            <w:r>
+              <w:t>.</w:t>
             </w:r>
           </w:p>
         </w:tc>
@@ -87,17 +139,88 @@
             </w:tcMar>
           </w:tcPr>
           <w:p>
+            <w:pPr>
+              <w:rPr>
+                <w:b/>
+              </w:rPr>
+            </w:pPr>
             <w:r>
               <w:rPr>
                 <w:b/>
               </w:rPr>
-              <w:t xml:space="preserve">Ví dụ Test Case — </w:t>
+              <w:t xml:space="preserve">Ví dụ Test Case </w:t>
+            </w:r>
+          </w:p>
+          <w:p>
+            <w:pPr>
+              <w:rPr>
+                <w:color w:val="006600"/>
+              </w:rPr>
+            </w:pPr>
+            <w:r>
+              <w:rPr>
+                <w:color w:val="006600"/>
+              </w:rPr>
+              <w:t xml:space="preserve">Đầu vào (Input): </w:t>
             </w:r>
             <w:r>
               <w:rPr>
                 <w:color w:val="006600"/>
               </w:rPr>
-              <w:t>Đầu vào (Input): -2 -&gt; 5  |  Đầu ra (Output): DA NHAP DUONG</w:t>
+              <w:t>5</w:t>
+            </w:r>
+          </w:p>
+          <w:p>
+            <w:pPr>
+              <w:rPr>
+                <w:color w:val="006600"/>
+              </w:rPr>
+            </w:pPr>
+            <w:r>
+              <w:rPr>
+                <w:color w:val="006600"/>
+              </w:rPr>
+              <w:t>Đầu ra (Output):</w:t>
+            </w:r>
+            <w:r>
+              <w:rPr>
+                <w:color w:val="006600"/>
+              </w:rPr>
+              <w:t xml:space="preserve"> </w:t>
+            </w:r>
+          </w:p>
+          <w:p>
+            <w:pPr>
+              <w:rPr>
+                <w:color w:val="006600"/>
+              </w:rPr>
+            </w:pPr>
+            <w:r>
+              <w:rPr>
+                <w:color w:val="006600"/>
+              </w:rPr>
+              <w:t>5</w:t>
+            </w:r>
+          </w:p>
+          <w:p>
+            <w:pPr>
+              <w:rPr>
+                <w:color w:val="006600"/>
+              </w:rPr>
+            </w:pPr>
+            <w:r>
+              <w:rPr>
+                <w:color w:val="006600"/>
+              </w:rPr>
+              <w:t>3</w:t>
+            </w:r>
+          </w:p>
+          <w:p>
+            <w:r>
+              <w:rPr>
+                <w:color w:val="006600"/>
+              </w:rPr>
+              <w:t>1</w:t>
             </w:r>
           </w:p>
         </w:tc>
@@ -105,8 +228,7 @@
     </w:tbl>
     <w:p/>
     <w:sectPr>
-      <w:headerReference w:type="default" r:id="rId8"/>
-      <w:footerReference w:type="default" r:id="rId9"/>
+      <w:footerReference w:type="default" r:id="rId8"/>
       <w:pgSz w:w="12240" w:h="15840"/>
       <w:pgMar w:top="1152" w:right="1152" w:bottom="1152" w:left="1152" w:header="720" w:footer="720" w:gutter="0"/>
       <w:cols w:space="720"/>
@@ -200,25 +322,6 @@
     </w:p>
   </w:footnote>
 </w:footnotes>
-</file>
-
-<file path=word/header1.xml><?xml version="1.0" encoding="utf-8"?>
-<w:hdr xmlns:wpc="http://schemas.microsoft.com/office/word/2010/wordprocessingCanvas" xmlns:cx="http://schemas.microsoft.com/office/drawing/2014/chartex" xmlns:cx1="http://schemas.microsoft.com/office/drawing/2015/9/8/chartex" xmlns:cx2="http://schemas.microsoft.com/office/drawing/2015/10/21/chartex" xmlns:cx3="http://schemas.microsoft.com/office/drawing/2016/5/9/chartex" xmlns:cx4="http://schemas.microsoft.com/office/drawing/2016/5/10/chartex" xmlns:cx5="http://schemas.microsoft.com/office/drawing/2016/5/11/chartex" xmlns:cx6="http://schemas.microsoft.com/office/drawing/2016/5/12/chartex" xmlns:cx7="http://schemas.microsoft.com/office/drawing/2016/5/13/chartex" xmlns:cx8="http://schemas.microsoft.com/office/drawing/2016/5/14/chartex" xmlns:mc="http://schemas.openxmlformats.org/markup-compatibility/2006" xmlns:aink="http://schemas.microsoft.com/office/drawing/2016/ink" xmlns:am3d="http://schemas.microsoft.com/office/drawing/2017/model3d" xmlns:o="urn:schemas-microsoft-com:office:office" xmlns:oel="http://schemas.microsoft.com/office/2019/extlst" xmlns:r="http://schemas.openxmlformats.org/officeDocument/2006/relationships" xmlns:m="http://schemas.openxmlformats.org/officeDocument/2006/math" xmlns:v="urn:schemas-microsoft-com:vml" xmlns:wp14="http://schemas.microsoft.com/office/word/2010/wordprocessingDrawing" xmlns:wp="http://schemas.openxmlformats.org/drawingml/2006/wordprocessingDrawing" xmlns:w10="urn:schemas-microsoft-com:office:word" xmlns:w="http://schemas.openxmlformats.org/wordprocessingml/2006/main" xmlns:w14="http://schemas.microsoft.com/office/word/2010/wordml" xmlns:w15="http://schemas.microsoft.com/office/word/2012/wordml" xmlns:w16cex="http://schemas.microsoft.com/office/word/2018/wordml/cex" xmlns:w16cid="http://schemas.microsoft.com/office/word/2016/wordml/cid" xmlns:w16="http://schemas.microsoft.com/office/word/2018/wordml" xmlns:w16du="http://schemas.microsoft.com/office/word/2023/wordml/word16du" xmlns:w16sdtdh="http://schemas.microsoft.com/office/word/2020/wordml/sdtdatahash" xmlns:w16sdtfl="http://schemas.microsoft.com/office/word/2024/wordml/sdtformatlock" xmlns:w16se="http://schemas.microsoft.com/office/word/2015/wordml/symex" xmlns:wpg="http://schemas.microsoft.com/office/word/2010/wordprocessingGroup" xmlns:wpi="http://schemas.microsoft.com/office/word/2010/wordprocessingInk" xmlns:wne="http://schemas.microsoft.com/office/word/2006/wordml" xmlns:wps="http://schemas.microsoft.com/office/word/2010/wordprocessingShape" mc:Ignorable="w14 w15 w16se w16cid w16 w16cex w16sdtdh w16sdtfl w16du wp14">
-  <w:p>
-    <w:pPr>
-      <w:pStyle w:val="Header"/>
-      <w:jc w:val="right"/>
-    </w:pPr>
-    <w:r>
-      <w:rPr>
-        <w:i/>
-        <w:color w:val="777777"/>
-        <w:sz w:val="18"/>
-      </w:rPr>
-      <w:t>BỘ 10 ĐỀ KIỂM TRA THỰC HÀNH TIN HỌC 10 (BÀI 16 - BÀI 21)</w:t>
-    </w:r>
-  </w:p>
-</w:hdr>
 </file>
 
 <file path=word/numbering.xml><?xml version="1.0" encoding="utf-8"?>
@@ -394,31 +497,31 @@
       </w:rPr>
     </w:lvl>
   </w:abstractNum>
-  <w:num w:numId="1" w16cid:durableId="1535145601">
+  <w:num w:numId="1" w16cid:durableId="505482606">
     <w:abstractNumId w:val="8"/>
   </w:num>
-  <w:num w:numId="2" w16cid:durableId="929433191">
+  <w:num w:numId="2" w16cid:durableId="558519566">
     <w:abstractNumId w:val="6"/>
   </w:num>
-  <w:num w:numId="3" w16cid:durableId="1265576017">
+  <w:num w:numId="3" w16cid:durableId="1299988822">
     <w:abstractNumId w:val="5"/>
   </w:num>
-  <w:num w:numId="4" w16cid:durableId="1560939855">
+  <w:num w:numId="4" w16cid:durableId="1727608774">
     <w:abstractNumId w:val="4"/>
   </w:num>
-  <w:num w:numId="5" w16cid:durableId="516312944">
+  <w:num w:numId="5" w16cid:durableId="179392251">
     <w:abstractNumId w:val="7"/>
   </w:num>
-  <w:num w:numId="6" w16cid:durableId="1633054134">
+  <w:num w:numId="6" w16cid:durableId="1399208283">
     <w:abstractNumId w:val="3"/>
   </w:num>
-  <w:num w:numId="7" w16cid:durableId="920260392">
+  <w:num w:numId="7" w16cid:durableId="157577784">
     <w:abstractNumId w:val="2"/>
   </w:num>
-  <w:num w:numId="8" w16cid:durableId="209608714">
+  <w:num w:numId="8" w16cid:durableId="797382638">
     <w:abstractNumId w:val="1"/>
   </w:num>
-  <w:num w:numId="9" w16cid:durableId="616643510">
+  <w:num w:numId="9" w16cid:durableId="335504192">
     <w:abstractNumId w:val="0"/>
   </w:num>
 </w:numbering>

--- a/public/data/DE_KTGK/10.docx
+++ b/public/data/DE_KTGK/10.docx
@@ -36,8 +36,18 @@
             </w:tcMar>
           </w:tcPr>
           <w:p>
+            <w:r/>
             <w:r>
-              <w:t>Yêu cầu đề bài: Viết chương trình nhập vào số n (kiểu số nguyên: int). Kiểm tra nếu n == 0 thì điều khiển nhập lại cho đến n != 0 thì xuất “DA NHAP SO KHAC 0”.</w:t>
+              <w:rPr>
+                <w:b/>
+              </w:rPr>
+              <w:t xml:space="preserve">Yêu cầu đề bài: </w:t>
+            </w:r>
+            <w:r>
+              <w:rPr>
+                <w:b w:val="0"/>
+              </w:rPr>
+              <w:t>Viết chương trình yêu cầu nhập vào một số nguyên khác 0 n từ bàn phím (kiểu int). Nếu người dùng nhập số 0 thì phải yêu cầu nhập lại liên tục cho đến khi nhận được một số khác 0 thì dừng và in ra màn hình: DA NHAP SO KHAC 0.</w:t>
             </w:r>
           </w:p>
         </w:tc>

--- a/public/data/DE_KTGK/10.docx
+++ b/public/data/DE_KTGK/10.docx
@@ -5,9 +5,28 @@
     <w:p>
       <w:pPr>
         <w:spacing w:before="240" w:after="80"/>
+        <w:rPr>
+          <w:b/>
+          <w:color w:val="1F4E79"/>
+          <w:sz w:val="24"/>
+        </w:rPr>
       </w:pPr>
       <w:r>
-        <w:t>📌 ĐỀ SỐ 10: NHẬP SỐ KHÁC 0</w:t>
+        <w:rPr>
+          <w:rFonts w:ascii="Segoe UI Emoji" w:hAnsi="Segoe UI Emoji" w:cs="Segoe UI Emoji"/>
+          <w:b/>
+          <w:color w:val="1F4E79"/>
+          <w:sz w:val="24"/>
+        </w:rPr>
+        <w:t>📌</w:t>
+      </w:r>
+      <w:r>
+        <w:rPr>
+          <w:b/>
+          <w:color w:val="1F4E79"/>
+          <w:sz w:val="24"/>
+        </w:rPr>
+        <w:t xml:space="preserve"> ĐỀ SỐ 10: NHẬP SỐ KHÁC 0</w:t>
       </w:r>
     </w:p>
     <w:tbl>
@@ -36,7 +55,6 @@
             </w:tcMar>
           </w:tcPr>
           <w:p>
-            <w:r/>
             <w:r>
               <w:rPr>
                 <w:b/>
@@ -44,9 +62,6 @@
               <w:t xml:space="preserve">Yêu cầu đề bài: </w:t>
             </w:r>
             <w:r>
-              <w:rPr>
-                <w:b w:val="0"/>
-              </w:rPr>
               <w:t>Viết chương trình yêu cầu nhập vào một số nguyên khác 0 n từ bàn phím (kiểu int). Nếu người dùng nhập số 0 thì phải yêu cầu nhập lại liên tục cho đến khi nhận được một số khác 0 thì dừng và in ra màn hình: DA NHAP SO KHAC 0.</w:t>
             </w:r>
           </w:p>
@@ -68,7 +83,20 @@
           </w:tcPr>
           <w:p>
             <w:r>
-              <w:t>Ví dụ Test Case — Đầu vào (Input): 0 0 5  |  Đầu ra (Output): DA NHAP SO KHAC 0</w:t>
+              <w:rPr>
+                <w:b/>
+                <w:bCs/>
+              </w:rPr>
+              <w:t>Ví dụ Test Case</w:t>
+            </w:r>
+            <w:r>
+              <w:t xml:space="preserve"> — </w:t>
+            </w:r>
+            <w:r>
+              <w:rPr>
+                <w:color w:val="006600"/>
+              </w:rPr>
+              <w:t>Đầu vào (Input): 0 0 5  |  Đầu ra (Output): DA NHAP SO KHAC 0</w:t>
             </w:r>
           </w:p>
         </w:tc>

--- a/public/data/DE_KTGK/10.docx
+++ b/public/data/DE_KTGK/10.docx
@@ -87,16 +87,13 @@
                 <w:b/>
                 <w:bCs/>
               </w:rPr>
-              <w:t>Ví dụ Test Case</w:t>
+              <w:t>Ví dụ Test Case — Đầu vào (Input): 0 0 5  |  Đầu ra (Output): DA NHAP SO KHAC 0 và 5</w:t>
             </w:r>
-            <w:r>
-              <w:t xml:space="preserve"> — </w:t>
-            </w:r>
+            <w:r/>
             <w:r>
               <w:rPr>
                 <w:color w:val="006600"/>
               </w:rPr>
-              <w:t>Đầu vào (Input): 0 0 5  |  Đầu ra (Output): DA NHAP SO KHAC 0</w:t>
             </w:r>
           </w:p>
         </w:tc>

--- a/public/data/DE_KTGK/10.docx
+++ b/public/data/DE_KTGK/10.docx
@@ -83,17 +83,7 @@
           </w:tcPr>
           <w:p>
             <w:r>
-              <w:rPr>
-                <w:b/>
-                <w:bCs/>
-              </w:rPr>
               <w:t>Ví dụ Test Case — Đầu vào (Input): 0 0 5  |  Đầu ra (Output): DA NHAP SO KHAC 0 và 5</w:t>
-            </w:r>
-            <w:r/>
-            <w:r>
-              <w:rPr>
-                <w:color w:val="006600"/>
-              </w:rPr>
             </w:r>
           </w:p>
         </w:tc>
